--- a/flow/20230914_vu_template/drafts/2023-11-u/24-ПТ-Катерини. Меркурія.docx
+++ b/flow/20230914_vu_template/drafts/2023-11-u/24-ПТ-Катерини. Меркурія.docx
@@ -4024,133 +4024,414 @@
     <w:p>
       <w:pPr>
         <w:pStyle w:val="Heading3"/>
-        <w:spacing w:after="120" w:before="0" w:lineRule="auto"/>
-        <w:jc w:val="center"/>
-        <w:rPr>
-          <w:rFonts w:ascii="Times New Roman" w:cs="Times New Roman" w:eastAsia="Times New Roman" w:hAnsi="Times New Roman"/>
-          <w:i w:val="1"/>
-          <w:color w:val="ff0000"/>
-        </w:rPr>
-      </w:pPr>
-      <w:r>
-        <w:rPr>
-          <w:rFonts w:ascii="Times New Roman" w:cs="Times New Roman" w:eastAsia="Times New Roman" w:hAnsi="Times New Roman"/>
-          <w:b w:val="1"/>
-          <w:i w:val="1"/>
-          <w:color w:val="ff0000"/>
-          <w:rtl w:val="0"/>
-        </w:rPr>
-        <w:t xml:space="preserve">Прокімен</w:t>
-      </w:r>
-      <w:r>
-        <w:rPr>
-          <w:rtl w:val="0"/>
-        </w:rPr>
-      </w:r>
-    </w:p>
-    <w:p>
-      <w:pPr>
-        <w:spacing w:after="120" w:lineRule="auto"/>
-        <w:jc w:val="center"/>
-        <w:rPr>
-          <w:rFonts w:ascii="Times New Roman" w:cs="Times New Roman" w:eastAsia="Times New Roman" w:hAnsi="Times New Roman"/>
-          <w:i w:val="1"/>
-          <w:color w:val="ff0000"/>
-          <w:sz w:val="24"/>
-          <w:szCs w:val="24"/>
-        </w:rPr>
-      </w:pPr>
-      <w:r>
-        <w:rPr>
-          <w:rFonts w:ascii="Times New Roman" w:cs="Times New Roman" w:eastAsia="Times New Roman" w:hAnsi="Times New Roman"/>
-          <w:i w:val="1"/>
-          <w:color w:val="ff0000"/>
-          <w:sz w:val="24"/>
-          <w:szCs w:val="24"/>
-          <w:rtl w:val="0"/>
-        </w:rPr>
-        <w:t xml:space="preserve">Псалом 22 (г. 1):</w:t>
-      </w:r>
-    </w:p>
-    <w:p>
-      <w:pPr>
-        <w:spacing w:after="120" w:lineRule="auto"/>
-        <w:jc w:val="both"/>
-        <w:rPr>
-          <w:rFonts w:ascii="Times New Roman" w:cs="Times New Roman" w:eastAsia="Times New Roman" w:hAnsi="Times New Roman"/>
-          <w:sz w:val="24"/>
-          <w:szCs w:val="24"/>
-        </w:rPr>
-      </w:pPr>
-      <w:r>
-        <w:rPr>
-          <w:rFonts w:ascii="Times New Roman" w:cs="Times New Roman" w:eastAsia="Times New Roman" w:hAnsi="Times New Roman"/>
-          <w:sz w:val="24"/>
-          <w:szCs w:val="24"/>
-          <w:rtl w:val="0"/>
-        </w:rPr>
-        <w:t xml:space="preserve">Милість твоя, Господи, буде зі мною* по всі дні життя мого.</w:t>
-      </w:r>
-    </w:p>
-    <w:p>
-      <w:pPr>
-        <w:spacing w:after="120" w:lineRule="auto"/>
-        <w:jc w:val="both"/>
-        <w:rPr>
-          <w:rFonts w:ascii="Times New Roman" w:cs="Times New Roman" w:eastAsia="Times New Roman" w:hAnsi="Times New Roman"/>
-          <w:sz w:val="24"/>
-          <w:szCs w:val="24"/>
+      </w:pPr>
+      <w:r>
+        <w:rPr>
+          <w:rFonts w:ascii="Times New Roman" w:hAnsi="Times New Roman"/>
+          <w:b/>
+          <w:i/>
+          <w:color w:val="FF0000"/>
+        </w:rPr>
+        <w:t>Прокімен</w:t>
+      </w:r>
+    </w:p>
+    <w:p>
+      <w:pPr/>
+      <w:r>
+        <w:rPr>
+          <w:rFonts w:ascii="Times New Roman" w:hAnsi="Times New Roman"/>
+          <w:i/>
+          <w:color w:val="FF0000"/>
+          <w:sz w:val="24"/>
+        </w:rPr>
+        <w:t>Псалом</w:t>
+      </w:r>
+      <w:r>
+        <w:rPr>
+          <w:rFonts w:ascii="Times New Roman" w:hAnsi="Times New Roman"/>
+          <w:i/>
+          <w:color w:val="FF0000"/>
+          <w:sz w:val="24"/>
+        </w:rPr>
+        <w:t xml:space="preserve"> </w:t>
+      </w:r>
+      <w:r>
+        <w:rPr>
+          <w:rFonts w:ascii="Times New Roman" w:hAnsi="Times New Roman"/>
+          <w:i/>
+          <w:color w:val="FF0000"/>
+          <w:sz w:val="24"/>
+        </w:rPr>
+        <w:t>120</w:t>
+      </w:r>
+      <w:r>
+        <w:rPr>
+          <w:rFonts w:ascii="Times New Roman" w:hAnsi="Times New Roman"/>
+          <w:i/>
+          <w:color w:val="FF0000"/>
+          <w:sz w:val="24"/>
+        </w:rPr>
+        <w:t xml:space="preserve"> </w:t>
+      </w:r>
+      <w:r>
+        <w:rPr>
+          <w:rFonts w:ascii="Times New Roman" w:hAnsi="Times New Roman"/>
+          <w:i/>
+          <w:color w:val="FF0000"/>
+          <w:sz w:val="24"/>
+        </w:rPr>
+        <w:t>(г.</w:t>
+      </w:r>
+      <w:r>
+        <w:rPr>
+          <w:rFonts w:ascii="Times New Roman" w:hAnsi="Times New Roman"/>
+          <w:i/>
+          <w:color w:val="FF0000"/>
+          <w:sz w:val="24"/>
+        </w:rPr>
+        <w:t xml:space="preserve"> </w:t>
+      </w:r>
+      <w:r>
+        <w:rPr>
+          <w:rFonts w:ascii="Times New Roman" w:hAnsi="Times New Roman"/>
+          <w:i/>
+          <w:color w:val="FF0000"/>
+          <w:sz w:val="24"/>
+        </w:rPr>
+        <w:t>6):</w:t>
+      </w:r>
+    </w:p>
+    <w:p>
+      <w:pPr/>
+      <w:r>
+        <w:rPr>
+          <w:rFonts w:ascii="Times New Roman" w:hAnsi="Times New Roman"/>
+          <w:b/>
+          <w:color w:val="000000"/>
+          <w:sz w:val="24"/>
+        </w:rPr>
+        <w:t>Допомога</w:t>
+      </w:r>
+      <w:r>
+        <w:rPr>
+          <w:rFonts w:ascii="Times New Roman" w:hAnsi="Times New Roman"/>
+          <w:b/>
+          <w:color w:val="000000"/>
+          <w:sz w:val="24"/>
+        </w:rPr>
+        <w:t xml:space="preserve"> </w:t>
+      </w:r>
+      <w:r>
+        <w:rPr>
+          <w:rFonts w:ascii="Times New Roman" w:hAnsi="Times New Roman"/>
+          <w:b/>
+          <w:color w:val="000000"/>
+          <w:sz w:val="24"/>
+        </w:rPr>
+        <w:t>моя</w:t>
+      </w:r>
+      <w:r>
+        <w:rPr>
+          <w:rFonts w:ascii="Times New Roman" w:hAnsi="Times New Roman"/>
+          <w:b/>
+          <w:color w:val="000000"/>
+          <w:sz w:val="24"/>
+        </w:rPr>
+        <w:t xml:space="preserve"> </w:t>
+      </w:r>
+      <w:r>
+        <w:rPr>
+          <w:rFonts w:ascii="Times New Roman" w:hAnsi="Times New Roman"/>
+          <w:b/>
+          <w:color w:val="000000"/>
+          <w:sz w:val="24"/>
+        </w:rPr>
+        <w:t>від</w:t>
+      </w:r>
+      <w:r>
+        <w:rPr>
+          <w:rFonts w:ascii="Times New Roman" w:hAnsi="Times New Roman"/>
+          <w:b/>
+          <w:color w:val="000000"/>
+          <w:sz w:val="24"/>
+        </w:rPr>
+        <w:t xml:space="preserve"> </w:t>
+      </w:r>
+      <w:r>
+        <w:rPr>
+          <w:rFonts w:ascii="Times New Roman" w:hAnsi="Times New Roman"/>
+          <w:b/>
+          <w:color w:val="000000"/>
+          <w:sz w:val="24"/>
+        </w:rPr>
+        <w:t>Господа,*</w:t>
+      </w:r>
+      <w:r>
+        <w:rPr>
+          <w:rFonts w:ascii="Times New Roman" w:hAnsi="Times New Roman"/>
+          <w:b/>
+          <w:color w:val="000000"/>
+          <w:sz w:val="24"/>
+        </w:rPr>
+        <w:t xml:space="preserve"> </w:t>
+      </w:r>
+      <w:r>
+        <w:rPr>
+          <w:rFonts w:ascii="Times New Roman" w:hAnsi="Times New Roman"/>
+          <w:b/>
+          <w:color w:val="000000"/>
+          <w:sz w:val="24"/>
+        </w:rPr>
+        <w:t>що</w:t>
+      </w:r>
+      <w:r>
+        <w:rPr>
+          <w:rFonts w:ascii="Times New Roman" w:hAnsi="Times New Roman"/>
+          <w:b/>
+          <w:color w:val="000000"/>
+          <w:sz w:val="24"/>
+        </w:rPr>
+        <w:t xml:space="preserve"> </w:t>
+      </w:r>
+      <w:r>
+        <w:rPr>
+          <w:rFonts w:ascii="Times New Roman" w:hAnsi="Times New Roman"/>
+          <w:b/>
+          <w:color w:val="000000"/>
+          <w:sz w:val="24"/>
+        </w:rPr>
+        <w:t>створив</w:t>
+      </w:r>
+      <w:r>
+        <w:rPr>
+          <w:rFonts w:ascii="Times New Roman" w:hAnsi="Times New Roman"/>
+          <w:b/>
+          <w:color w:val="000000"/>
+          <w:sz w:val="24"/>
+        </w:rPr>
+        <w:t xml:space="preserve"> </w:t>
+      </w:r>
+      <w:r>
+        <w:rPr>
+          <w:rFonts w:ascii="Times New Roman" w:hAnsi="Times New Roman"/>
+          <w:b/>
+          <w:color w:val="000000"/>
+          <w:sz w:val="24"/>
+        </w:rPr>
+        <w:t>небо</w:t>
+      </w:r>
+      <w:r>
+        <w:rPr>
+          <w:rFonts w:ascii="Times New Roman" w:hAnsi="Times New Roman"/>
+          <w:b/>
+          <w:color w:val="000000"/>
+          <w:sz w:val="24"/>
+        </w:rPr>
+        <w:t xml:space="preserve"> </w:t>
+      </w:r>
+      <w:r>
+        <w:rPr>
+          <w:rFonts w:ascii="Times New Roman" w:hAnsi="Times New Roman"/>
+          <w:b/>
+          <w:color w:val="000000"/>
+          <w:sz w:val="24"/>
+        </w:rPr>
+        <w:t>і</w:t>
+      </w:r>
+      <w:r>
+        <w:rPr>
+          <w:rFonts w:ascii="Times New Roman" w:hAnsi="Times New Roman"/>
+          <w:b/>
+          <w:color w:val="000000"/>
+          <w:sz w:val="24"/>
+        </w:rPr>
+        <w:t xml:space="preserve"> </w:t>
+      </w:r>
+      <w:r>
+        <w:rPr>
+          <w:rFonts w:ascii="Times New Roman" w:hAnsi="Times New Roman"/>
+          <w:b/>
+          <w:color w:val="000000"/>
+          <w:sz w:val="24"/>
+        </w:rPr>
+        <w:t>землю.</w:t>
+      </w:r>
+    </w:p>
+    <w:p>
+      <w:pPr/>
+      <w:r>
+        <w:rPr>
+          <w:rFonts w:ascii="Times New Roman" w:hAnsi="Times New Roman"/>
+          <w:i/>
+          <w:color w:val="FF0000"/>
+          <w:sz w:val="24"/>
+        </w:rPr>
+        <w:t>Стих:</w:t>
+      </w:r>
+      <w:r>
+        <w:rPr>
+          <w:rFonts w:ascii="Times New Roman" w:hAnsi="Times New Roman"/>
+          <w:i/>
+          <w:color w:val="000000"/>
+          <w:sz w:val="24"/>
+        </w:rPr>
+        <w:t xml:space="preserve"> </w:t>
+      </w:r>
+      <w:r>
+        <w:rPr>
+          <w:rFonts w:ascii="Times New Roman" w:hAnsi="Times New Roman"/>
+          <w:color w:val="000000"/>
+          <w:sz w:val="24"/>
           <w:u w:val="single"/>
         </w:rPr>
-      </w:pPr>
-      <w:r>
-        <w:rPr>
-          <w:rFonts w:ascii="Times New Roman" w:cs="Times New Roman" w:eastAsia="Times New Roman" w:hAnsi="Times New Roman"/>
-          <w:i w:val="1"/>
-          <w:color w:val="ff0000"/>
-          <w:sz w:val="24"/>
-          <w:szCs w:val="24"/>
-          <w:rtl w:val="0"/>
-        </w:rPr>
-        <w:t xml:space="preserve">Стих:</w:t>
-      </w:r>
-      <w:r>
-        <w:rPr>
-          <w:rFonts w:ascii="Times New Roman" w:cs="Times New Roman" w:eastAsia="Times New Roman" w:hAnsi="Times New Roman"/>
-          <w:i w:val="1"/>
-          <w:sz w:val="24"/>
-          <w:szCs w:val="24"/>
-          <w:rtl w:val="0"/>
+        <w:t>Очі</w:t>
+      </w:r>
+      <w:r>
+        <w:rPr>
+          <w:rFonts w:ascii="Times New Roman" w:hAnsi="Times New Roman"/>
+          <w:color w:val="000000"/>
+          <w:sz w:val="24"/>
+          <w:u w:val="single"/>
         </w:rPr>
         <w:t xml:space="preserve"> </w:t>
       </w:r>
       <w:r>
         <w:rPr>
-          <w:rFonts w:ascii="Times New Roman" w:cs="Times New Roman" w:eastAsia="Times New Roman" w:hAnsi="Times New Roman"/>
-          <w:sz w:val="24"/>
-          <w:szCs w:val="24"/>
+          <w:rFonts w:ascii="Times New Roman" w:hAnsi="Times New Roman"/>
+          <w:color w:val="000000"/>
+          <w:sz w:val="24"/>
           <w:u w:val="single"/>
-          <w:rtl w:val="0"/>
-        </w:rPr>
-        <w:t xml:space="preserve">Господь мій пастир: нічого мені не бракуватиме; на зелених пасовиськах він поселив мене.</w:t>
-      </w:r>
-    </w:p>
-    <w:p>
-      <w:pPr>
-        <w:spacing w:after="120" w:lineRule="auto"/>
-        <w:jc w:val="both"/>
-        <w:rPr>
-          <w:rFonts w:ascii="Times New Roman" w:cs="Times New Roman" w:eastAsia="Times New Roman" w:hAnsi="Times New Roman"/>
-          <w:sz w:val="24"/>
-          <w:szCs w:val="24"/>
-        </w:rPr>
-      </w:pPr>
-      <w:r>
-        <w:rPr>
-          <w:rtl w:val="0"/>
-        </w:rPr>
-      </w:r>
-    </w:p>
+        </w:rPr>
+        <w:t>мої</w:t>
+      </w:r>
+      <w:r>
+        <w:rPr>
+          <w:rFonts w:ascii="Times New Roman" w:hAnsi="Times New Roman"/>
+          <w:color w:val="000000"/>
+          <w:sz w:val="24"/>
+          <w:u w:val="single"/>
+        </w:rPr>
+        <w:t xml:space="preserve"> </w:t>
+      </w:r>
+      <w:r>
+        <w:rPr>
+          <w:rFonts w:ascii="Times New Roman" w:hAnsi="Times New Roman"/>
+          <w:color w:val="000000"/>
+          <w:sz w:val="24"/>
+          <w:u w:val="single"/>
+        </w:rPr>
+        <w:t>підводжу</w:t>
+      </w:r>
+      <w:r>
+        <w:rPr>
+          <w:rFonts w:ascii="Times New Roman" w:hAnsi="Times New Roman"/>
+          <w:color w:val="000000"/>
+          <w:sz w:val="24"/>
+          <w:u w:val="single"/>
+        </w:rPr>
+        <w:t xml:space="preserve"> </w:t>
+      </w:r>
+      <w:r>
+        <w:rPr>
+          <w:rFonts w:ascii="Times New Roman" w:hAnsi="Times New Roman"/>
+          <w:color w:val="000000"/>
+          <w:sz w:val="24"/>
+          <w:u w:val="single"/>
+        </w:rPr>
+        <w:t>я</w:t>
+      </w:r>
+      <w:r>
+        <w:rPr>
+          <w:rFonts w:ascii="Times New Roman" w:hAnsi="Times New Roman"/>
+          <w:color w:val="000000"/>
+          <w:sz w:val="24"/>
+          <w:u w:val="single"/>
+        </w:rPr>
+        <w:t xml:space="preserve"> </w:t>
+      </w:r>
+      <w:r>
+        <w:rPr>
+          <w:rFonts w:ascii="Times New Roman" w:hAnsi="Times New Roman"/>
+          <w:color w:val="000000"/>
+          <w:sz w:val="24"/>
+          <w:u w:val="single"/>
+        </w:rPr>
+        <w:t>вгору,</w:t>
+      </w:r>
+      <w:r>
+        <w:rPr>
+          <w:rFonts w:ascii="Times New Roman" w:hAnsi="Times New Roman"/>
+          <w:color w:val="000000"/>
+          <w:sz w:val="24"/>
+          <w:u w:val="single"/>
+        </w:rPr>
+        <w:t xml:space="preserve"> </w:t>
+      </w:r>
+      <w:r>
+        <w:rPr>
+          <w:rFonts w:ascii="Times New Roman" w:hAnsi="Times New Roman"/>
+          <w:color w:val="000000"/>
+          <w:sz w:val="24"/>
+          <w:u w:val="single"/>
+        </w:rPr>
+        <w:t>звідки</w:t>
+      </w:r>
+      <w:r>
+        <w:rPr>
+          <w:rFonts w:ascii="Times New Roman" w:hAnsi="Times New Roman"/>
+          <w:color w:val="000000"/>
+          <w:sz w:val="24"/>
+          <w:u w:val="single"/>
+        </w:rPr>
+        <w:t xml:space="preserve"> </w:t>
+      </w:r>
+      <w:r>
+        <w:rPr>
+          <w:rFonts w:ascii="Times New Roman" w:hAnsi="Times New Roman"/>
+          <w:color w:val="000000"/>
+          <w:sz w:val="24"/>
+          <w:u w:val="single"/>
+        </w:rPr>
+        <w:t>прийде</w:t>
+      </w:r>
+      <w:r>
+        <w:rPr>
+          <w:rFonts w:ascii="Times New Roman" w:hAnsi="Times New Roman"/>
+          <w:color w:val="000000"/>
+          <w:sz w:val="24"/>
+          <w:u w:val="single"/>
+        </w:rPr>
+        <w:t xml:space="preserve"> </w:t>
+      </w:r>
+      <w:r>
+        <w:rPr>
+          <w:rFonts w:ascii="Times New Roman" w:hAnsi="Times New Roman"/>
+          <w:color w:val="000000"/>
+          <w:sz w:val="24"/>
+          <w:u w:val="single"/>
+        </w:rPr>
+        <w:t>моя</w:t>
+      </w:r>
+      <w:r>
+        <w:rPr>
+          <w:rFonts w:ascii="Times New Roman" w:hAnsi="Times New Roman"/>
+          <w:color w:val="000000"/>
+          <w:sz w:val="24"/>
+          <w:u w:val="single"/>
+        </w:rPr>
+        <w:t xml:space="preserve"> </w:t>
+      </w:r>
+      <w:r>
+        <w:rPr>
+          <w:rFonts w:ascii="Times New Roman" w:hAnsi="Times New Roman"/>
+          <w:color w:val="000000"/>
+          <w:sz w:val="24"/>
+          <w:u w:val="single"/>
+        </w:rPr>
+        <w:t>допомога.</w:t>
+      </w:r>
+    </w:p>
+    <w:p/>
     <w:p>
       <w:pPr>
         <w:pStyle w:val="Heading3"/>

--- a/flow/20230914_vu_template/drafts/2023-11-u/24-ПТ-Катерини. Меркурія.docx
+++ b/flow/20230914_vu_template/drafts/2023-11-u/24-ПТ-Катерини. Меркурія.docx
@@ -4024,414 +4024,133 @@
     <w:p>
       <w:pPr>
         <w:pStyle w:val="Heading3"/>
-      </w:pPr>
-      <w:r>
-        <w:rPr>
-          <w:rFonts w:ascii="Times New Roman" w:hAnsi="Times New Roman"/>
-          <w:b/>
-          <w:i/>
-          <w:color w:val="FF0000"/>
-        </w:rPr>
-        <w:t>Прокімен</w:t>
-      </w:r>
-    </w:p>
-    <w:p>
-      <w:pPr/>
-      <w:r>
-        <w:rPr>
-          <w:rFonts w:ascii="Times New Roman" w:hAnsi="Times New Roman"/>
-          <w:i/>
-          <w:color w:val="FF0000"/>
-          <w:sz w:val="24"/>
-        </w:rPr>
-        <w:t>Псалом</w:t>
-      </w:r>
-      <w:r>
-        <w:rPr>
-          <w:rFonts w:ascii="Times New Roman" w:hAnsi="Times New Roman"/>
-          <w:i/>
-          <w:color w:val="FF0000"/>
-          <w:sz w:val="24"/>
+        <w:spacing w:after="120" w:before="0" w:lineRule="auto"/>
+        <w:jc w:val="center"/>
+        <w:rPr>
+          <w:rFonts w:ascii="Times New Roman" w:cs="Times New Roman" w:eastAsia="Times New Roman" w:hAnsi="Times New Roman"/>
+          <w:i w:val="1"/>
+          <w:color w:val="ff0000"/>
+        </w:rPr>
+      </w:pPr>
+      <w:r>
+        <w:rPr>
+          <w:rFonts w:ascii="Times New Roman" w:cs="Times New Roman" w:eastAsia="Times New Roman" w:hAnsi="Times New Roman"/>
+          <w:b w:val="1"/>
+          <w:i w:val="1"/>
+          <w:color w:val="ff0000"/>
+          <w:rtl w:val="0"/>
+        </w:rPr>
+        <w:t xml:space="preserve">Прокімен</w:t>
+      </w:r>
+      <w:r>
+        <w:rPr>
+          <w:rtl w:val="0"/>
+        </w:rPr>
+      </w:r>
+    </w:p>
+    <w:p>
+      <w:pPr>
+        <w:spacing w:after="120" w:lineRule="auto"/>
+        <w:jc w:val="center"/>
+        <w:rPr>
+          <w:rFonts w:ascii="Times New Roman" w:cs="Times New Roman" w:eastAsia="Times New Roman" w:hAnsi="Times New Roman"/>
+          <w:i w:val="1"/>
+          <w:color w:val="ff0000"/>
+          <w:sz w:val="24"/>
+          <w:szCs w:val="24"/>
+        </w:rPr>
+      </w:pPr>
+      <w:r>
+        <w:rPr>
+          <w:rFonts w:ascii="Times New Roman" w:cs="Times New Roman" w:eastAsia="Times New Roman" w:hAnsi="Times New Roman"/>
+          <w:i w:val="1"/>
+          <w:color w:val="ff0000"/>
+          <w:sz w:val="24"/>
+          <w:szCs w:val="24"/>
+          <w:rtl w:val="0"/>
+        </w:rPr>
+        <w:t xml:space="preserve">Псалом 22 (г. 1):</w:t>
+      </w:r>
+    </w:p>
+    <w:p>
+      <w:pPr>
+        <w:spacing w:after="120" w:lineRule="auto"/>
+        <w:jc w:val="both"/>
+        <w:rPr>
+          <w:rFonts w:ascii="Times New Roman" w:cs="Times New Roman" w:eastAsia="Times New Roman" w:hAnsi="Times New Roman"/>
+          <w:sz w:val="24"/>
+          <w:szCs w:val="24"/>
+        </w:rPr>
+      </w:pPr>
+      <w:r>
+        <w:rPr>
+          <w:rFonts w:ascii="Times New Roman" w:cs="Times New Roman" w:eastAsia="Times New Roman" w:hAnsi="Times New Roman"/>
+          <w:sz w:val="24"/>
+          <w:szCs w:val="24"/>
+          <w:rtl w:val="0"/>
+        </w:rPr>
+        <w:t xml:space="preserve">Милість твоя, Господи, буде зі мною* по всі дні життя мого.</w:t>
+      </w:r>
+    </w:p>
+    <w:p>
+      <w:pPr>
+        <w:spacing w:after="120" w:lineRule="auto"/>
+        <w:jc w:val="both"/>
+        <w:rPr>
+          <w:rFonts w:ascii="Times New Roman" w:cs="Times New Roman" w:eastAsia="Times New Roman" w:hAnsi="Times New Roman"/>
+          <w:sz w:val="24"/>
+          <w:szCs w:val="24"/>
+          <w:u w:val="single"/>
+        </w:rPr>
+      </w:pPr>
+      <w:r>
+        <w:rPr>
+          <w:rFonts w:ascii="Times New Roman" w:cs="Times New Roman" w:eastAsia="Times New Roman" w:hAnsi="Times New Roman"/>
+          <w:i w:val="1"/>
+          <w:color w:val="ff0000"/>
+          <w:sz w:val="24"/>
+          <w:szCs w:val="24"/>
+          <w:rtl w:val="0"/>
+        </w:rPr>
+        <w:t xml:space="preserve">Стих:</w:t>
+      </w:r>
+      <w:r>
+        <w:rPr>
+          <w:rFonts w:ascii="Times New Roman" w:cs="Times New Roman" w:eastAsia="Times New Roman" w:hAnsi="Times New Roman"/>
+          <w:i w:val="1"/>
+          <w:sz w:val="24"/>
+          <w:szCs w:val="24"/>
+          <w:rtl w:val="0"/>
         </w:rPr>
         <w:t xml:space="preserve"> </w:t>
       </w:r>
       <w:r>
         <w:rPr>
-          <w:rFonts w:ascii="Times New Roman" w:hAnsi="Times New Roman"/>
-          <w:i/>
-          <w:color w:val="FF0000"/>
-          <w:sz w:val="24"/>
-        </w:rPr>
-        <w:t>120</w:t>
-      </w:r>
-      <w:r>
-        <w:rPr>
-          <w:rFonts w:ascii="Times New Roman" w:hAnsi="Times New Roman"/>
-          <w:i/>
-          <w:color w:val="FF0000"/>
-          <w:sz w:val="24"/>
-        </w:rPr>
-        <w:t xml:space="preserve"> </w:t>
-      </w:r>
-      <w:r>
-        <w:rPr>
-          <w:rFonts w:ascii="Times New Roman" w:hAnsi="Times New Roman"/>
-          <w:i/>
-          <w:color w:val="FF0000"/>
-          <w:sz w:val="24"/>
-        </w:rPr>
-        <w:t>(г.</w:t>
-      </w:r>
-      <w:r>
-        <w:rPr>
-          <w:rFonts w:ascii="Times New Roman" w:hAnsi="Times New Roman"/>
-          <w:i/>
-          <w:color w:val="FF0000"/>
-          <w:sz w:val="24"/>
-        </w:rPr>
-        <w:t xml:space="preserve"> </w:t>
-      </w:r>
-      <w:r>
-        <w:rPr>
-          <w:rFonts w:ascii="Times New Roman" w:hAnsi="Times New Roman"/>
-          <w:i/>
-          <w:color w:val="FF0000"/>
-          <w:sz w:val="24"/>
-        </w:rPr>
-        <w:t>6):</w:t>
-      </w:r>
-    </w:p>
-    <w:p>
-      <w:pPr/>
-      <w:r>
-        <w:rPr>
-          <w:rFonts w:ascii="Times New Roman" w:hAnsi="Times New Roman"/>
-          <w:b/>
-          <w:color w:val="000000"/>
-          <w:sz w:val="24"/>
-        </w:rPr>
-        <w:t>Допомога</w:t>
-      </w:r>
-      <w:r>
-        <w:rPr>
-          <w:rFonts w:ascii="Times New Roman" w:hAnsi="Times New Roman"/>
-          <w:b/>
-          <w:color w:val="000000"/>
-          <w:sz w:val="24"/>
-        </w:rPr>
-        <w:t xml:space="preserve"> </w:t>
-      </w:r>
-      <w:r>
-        <w:rPr>
-          <w:rFonts w:ascii="Times New Roman" w:hAnsi="Times New Roman"/>
-          <w:b/>
-          <w:color w:val="000000"/>
-          <w:sz w:val="24"/>
-        </w:rPr>
-        <w:t>моя</w:t>
-      </w:r>
-      <w:r>
-        <w:rPr>
-          <w:rFonts w:ascii="Times New Roman" w:hAnsi="Times New Roman"/>
-          <w:b/>
-          <w:color w:val="000000"/>
-          <w:sz w:val="24"/>
-        </w:rPr>
-        <w:t xml:space="preserve"> </w:t>
-      </w:r>
-      <w:r>
-        <w:rPr>
-          <w:rFonts w:ascii="Times New Roman" w:hAnsi="Times New Roman"/>
-          <w:b/>
-          <w:color w:val="000000"/>
-          <w:sz w:val="24"/>
-        </w:rPr>
-        <w:t>від</w:t>
-      </w:r>
-      <w:r>
-        <w:rPr>
-          <w:rFonts w:ascii="Times New Roman" w:hAnsi="Times New Roman"/>
-          <w:b/>
-          <w:color w:val="000000"/>
-          <w:sz w:val="24"/>
-        </w:rPr>
-        <w:t xml:space="preserve"> </w:t>
-      </w:r>
-      <w:r>
-        <w:rPr>
-          <w:rFonts w:ascii="Times New Roman" w:hAnsi="Times New Roman"/>
-          <w:b/>
-          <w:color w:val="000000"/>
-          <w:sz w:val="24"/>
-        </w:rPr>
-        <w:t>Господа,*</w:t>
-      </w:r>
-      <w:r>
-        <w:rPr>
-          <w:rFonts w:ascii="Times New Roman" w:hAnsi="Times New Roman"/>
-          <w:b/>
-          <w:color w:val="000000"/>
-          <w:sz w:val="24"/>
-        </w:rPr>
-        <w:t xml:space="preserve"> </w:t>
-      </w:r>
-      <w:r>
-        <w:rPr>
-          <w:rFonts w:ascii="Times New Roman" w:hAnsi="Times New Roman"/>
-          <w:b/>
-          <w:color w:val="000000"/>
-          <w:sz w:val="24"/>
-        </w:rPr>
-        <w:t>що</w:t>
-      </w:r>
-      <w:r>
-        <w:rPr>
-          <w:rFonts w:ascii="Times New Roman" w:hAnsi="Times New Roman"/>
-          <w:b/>
-          <w:color w:val="000000"/>
-          <w:sz w:val="24"/>
-        </w:rPr>
-        <w:t xml:space="preserve"> </w:t>
-      </w:r>
-      <w:r>
-        <w:rPr>
-          <w:rFonts w:ascii="Times New Roman" w:hAnsi="Times New Roman"/>
-          <w:b/>
-          <w:color w:val="000000"/>
-          <w:sz w:val="24"/>
-        </w:rPr>
-        <w:t>створив</w:t>
-      </w:r>
-      <w:r>
-        <w:rPr>
-          <w:rFonts w:ascii="Times New Roman" w:hAnsi="Times New Roman"/>
-          <w:b/>
-          <w:color w:val="000000"/>
-          <w:sz w:val="24"/>
-        </w:rPr>
-        <w:t xml:space="preserve"> </w:t>
-      </w:r>
-      <w:r>
-        <w:rPr>
-          <w:rFonts w:ascii="Times New Roman" w:hAnsi="Times New Roman"/>
-          <w:b/>
-          <w:color w:val="000000"/>
-          <w:sz w:val="24"/>
-        </w:rPr>
-        <w:t>небо</w:t>
-      </w:r>
-      <w:r>
-        <w:rPr>
-          <w:rFonts w:ascii="Times New Roman" w:hAnsi="Times New Roman"/>
-          <w:b/>
-          <w:color w:val="000000"/>
-          <w:sz w:val="24"/>
-        </w:rPr>
-        <w:t xml:space="preserve"> </w:t>
-      </w:r>
-      <w:r>
-        <w:rPr>
-          <w:rFonts w:ascii="Times New Roman" w:hAnsi="Times New Roman"/>
-          <w:b/>
-          <w:color w:val="000000"/>
-          <w:sz w:val="24"/>
-        </w:rPr>
-        <w:t>і</w:t>
-      </w:r>
-      <w:r>
-        <w:rPr>
-          <w:rFonts w:ascii="Times New Roman" w:hAnsi="Times New Roman"/>
-          <w:b/>
-          <w:color w:val="000000"/>
-          <w:sz w:val="24"/>
-        </w:rPr>
-        <w:t xml:space="preserve"> </w:t>
-      </w:r>
-      <w:r>
-        <w:rPr>
-          <w:rFonts w:ascii="Times New Roman" w:hAnsi="Times New Roman"/>
-          <w:b/>
-          <w:color w:val="000000"/>
-          <w:sz w:val="24"/>
-        </w:rPr>
-        <w:t>землю.</w:t>
-      </w:r>
-    </w:p>
-    <w:p>
-      <w:pPr/>
-      <w:r>
-        <w:rPr>
-          <w:rFonts w:ascii="Times New Roman" w:hAnsi="Times New Roman"/>
-          <w:i/>
-          <w:color w:val="FF0000"/>
-          <w:sz w:val="24"/>
-        </w:rPr>
-        <w:t>Стих:</w:t>
-      </w:r>
-      <w:r>
-        <w:rPr>
-          <w:rFonts w:ascii="Times New Roman" w:hAnsi="Times New Roman"/>
-          <w:i/>
-          <w:color w:val="000000"/>
-          <w:sz w:val="24"/>
-        </w:rPr>
-        <w:t xml:space="preserve"> </w:t>
-      </w:r>
-      <w:r>
-        <w:rPr>
-          <w:rFonts w:ascii="Times New Roman" w:hAnsi="Times New Roman"/>
-          <w:color w:val="000000"/>
-          <w:sz w:val="24"/>
+          <w:rFonts w:ascii="Times New Roman" w:cs="Times New Roman" w:eastAsia="Times New Roman" w:hAnsi="Times New Roman"/>
+          <w:sz w:val="24"/>
+          <w:szCs w:val="24"/>
           <w:u w:val="single"/>
-        </w:rPr>
-        <w:t>Очі</w:t>
-      </w:r>
-      <w:r>
-        <w:rPr>
-          <w:rFonts w:ascii="Times New Roman" w:hAnsi="Times New Roman"/>
-          <w:color w:val="000000"/>
-          <w:sz w:val="24"/>
-          <w:u w:val="single"/>
-        </w:rPr>
-        <w:t xml:space="preserve"> </w:t>
-      </w:r>
-      <w:r>
-        <w:rPr>
-          <w:rFonts w:ascii="Times New Roman" w:hAnsi="Times New Roman"/>
-          <w:color w:val="000000"/>
-          <w:sz w:val="24"/>
-          <w:u w:val="single"/>
-        </w:rPr>
-        <w:t>мої</w:t>
-      </w:r>
-      <w:r>
-        <w:rPr>
-          <w:rFonts w:ascii="Times New Roman" w:hAnsi="Times New Roman"/>
-          <w:color w:val="000000"/>
-          <w:sz w:val="24"/>
-          <w:u w:val="single"/>
-        </w:rPr>
-        <w:t xml:space="preserve"> </w:t>
-      </w:r>
-      <w:r>
-        <w:rPr>
-          <w:rFonts w:ascii="Times New Roman" w:hAnsi="Times New Roman"/>
-          <w:color w:val="000000"/>
-          <w:sz w:val="24"/>
-          <w:u w:val="single"/>
-        </w:rPr>
-        <w:t>підводжу</w:t>
-      </w:r>
-      <w:r>
-        <w:rPr>
-          <w:rFonts w:ascii="Times New Roman" w:hAnsi="Times New Roman"/>
-          <w:color w:val="000000"/>
-          <w:sz w:val="24"/>
-          <w:u w:val="single"/>
-        </w:rPr>
-        <w:t xml:space="preserve"> </w:t>
-      </w:r>
-      <w:r>
-        <w:rPr>
-          <w:rFonts w:ascii="Times New Roman" w:hAnsi="Times New Roman"/>
-          <w:color w:val="000000"/>
-          <w:sz w:val="24"/>
-          <w:u w:val="single"/>
-        </w:rPr>
-        <w:t>я</w:t>
-      </w:r>
-      <w:r>
-        <w:rPr>
-          <w:rFonts w:ascii="Times New Roman" w:hAnsi="Times New Roman"/>
-          <w:color w:val="000000"/>
-          <w:sz w:val="24"/>
-          <w:u w:val="single"/>
-        </w:rPr>
-        <w:t xml:space="preserve"> </w:t>
-      </w:r>
-      <w:r>
-        <w:rPr>
-          <w:rFonts w:ascii="Times New Roman" w:hAnsi="Times New Roman"/>
-          <w:color w:val="000000"/>
-          <w:sz w:val="24"/>
-          <w:u w:val="single"/>
-        </w:rPr>
-        <w:t>вгору,</w:t>
-      </w:r>
-      <w:r>
-        <w:rPr>
-          <w:rFonts w:ascii="Times New Roman" w:hAnsi="Times New Roman"/>
-          <w:color w:val="000000"/>
-          <w:sz w:val="24"/>
-          <w:u w:val="single"/>
-        </w:rPr>
-        <w:t xml:space="preserve"> </w:t>
-      </w:r>
-      <w:r>
-        <w:rPr>
-          <w:rFonts w:ascii="Times New Roman" w:hAnsi="Times New Roman"/>
-          <w:color w:val="000000"/>
-          <w:sz w:val="24"/>
-          <w:u w:val="single"/>
-        </w:rPr>
-        <w:t>звідки</w:t>
-      </w:r>
-      <w:r>
-        <w:rPr>
-          <w:rFonts w:ascii="Times New Roman" w:hAnsi="Times New Roman"/>
-          <w:color w:val="000000"/>
-          <w:sz w:val="24"/>
-          <w:u w:val="single"/>
-        </w:rPr>
-        <w:t xml:space="preserve"> </w:t>
-      </w:r>
-      <w:r>
-        <w:rPr>
-          <w:rFonts w:ascii="Times New Roman" w:hAnsi="Times New Roman"/>
-          <w:color w:val="000000"/>
-          <w:sz w:val="24"/>
-          <w:u w:val="single"/>
-        </w:rPr>
-        <w:t>прийде</w:t>
-      </w:r>
-      <w:r>
-        <w:rPr>
-          <w:rFonts w:ascii="Times New Roman" w:hAnsi="Times New Roman"/>
-          <w:color w:val="000000"/>
-          <w:sz w:val="24"/>
-          <w:u w:val="single"/>
-        </w:rPr>
-        <w:t xml:space="preserve"> </w:t>
-      </w:r>
-      <w:r>
-        <w:rPr>
-          <w:rFonts w:ascii="Times New Roman" w:hAnsi="Times New Roman"/>
-          <w:color w:val="000000"/>
-          <w:sz w:val="24"/>
-          <w:u w:val="single"/>
-        </w:rPr>
-        <w:t>моя</w:t>
-      </w:r>
-      <w:r>
-        <w:rPr>
-          <w:rFonts w:ascii="Times New Roman" w:hAnsi="Times New Roman"/>
-          <w:color w:val="000000"/>
-          <w:sz w:val="24"/>
-          <w:u w:val="single"/>
-        </w:rPr>
-        <w:t xml:space="preserve"> </w:t>
-      </w:r>
-      <w:r>
-        <w:rPr>
-          <w:rFonts w:ascii="Times New Roman" w:hAnsi="Times New Roman"/>
-          <w:color w:val="000000"/>
-          <w:sz w:val="24"/>
-          <w:u w:val="single"/>
-        </w:rPr>
-        <w:t>допомога.</w:t>
-      </w:r>
-    </w:p>
-    <w:p/>
+          <w:rtl w:val="0"/>
+        </w:rPr>
+        <w:t xml:space="preserve">Господь мій пастир: нічого мені не бракуватиме; на зелених пасовиськах він поселив мене.</w:t>
+      </w:r>
+    </w:p>
+    <w:p>
+      <w:pPr>
+        <w:spacing w:after="120" w:lineRule="auto"/>
+        <w:jc w:val="both"/>
+        <w:rPr>
+          <w:rFonts w:ascii="Times New Roman" w:cs="Times New Roman" w:eastAsia="Times New Roman" w:hAnsi="Times New Roman"/>
+          <w:sz w:val="24"/>
+          <w:szCs w:val="24"/>
+        </w:rPr>
+      </w:pPr>
+      <w:r>
+        <w:rPr>
+          <w:rtl w:val="0"/>
+        </w:rPr>
+      </w:r>
+    </w:p>
     <w:p>
       <w:pPr>
         <w:pStyle w:val="Heading3"/>

--- a/flow/20230914_vu_template/drafts/2023-11-u/24-ПТ-Катерини. Меркурія.docx
+++ b/flow/20230914_vu_template/drafts/2023-11-u/24-ПТ-Катерини. Меркурія.docx
@@ -4,16 +4,28 @@
   <w:body>
     <w:p>
       <w:r>
+        <w:rPr>
+          <w:rFonts w:ascii="Times New Roman" w:hAnsi="Times New Roman"/>
+          <w:sz w:val="24"/>
+        </w:rPr>
         <w:t>Листопад 24 П'ятниця</w:t>
       </w:r>
     </w:p>
     <w:p>
       <w:r>
+        <w:rPr>
+          <w:rFonts w:ascii="Times New Roman" w:hAnsi="Times New Roman"/>
+          <w:sz w:val="24"/>
+        </w:rPr>
         <w:t xml:space="preserve">🕃 Святої великомучениці Катерини </w:t>
       </w:r>
     </w:p>
     <w:p>
       <w:r>
+        <w:rPr>
+          <w:rFonts w:ascii="Times New Roman" w:hAnsi="Times New Roman"/>
+          <w:sz w:val="24"/>
+        </w:rPr>
         <w:t>Святого великомученика Меркурія</w:t>
       </w:r>
     </w:p>
